--- a/acts-sermons/docx/54_2027-10-24_브리스길라와아굴라그리고아볼로_행18장18-28절.docx
+++ b/acts-sermons/docx/54_2027-10-24_브리스길라와아굴라그리고아볼로_행18장18-28절.docx
@@ -712,33 +712,33 @@
           <w:sz w:val="24"/>
           <w:szCs w:val="24"/>
         </w:rPr>
-        <w:t xml:space="preserve">출애굽기 18장에는 모세의 장인 이드로가 등장합니다. 이스라엘이 홍해를 건넌 뒤, 이드로는 모세의 아내와 두 아들을 데리고 광야로 모세를 찾아왔습니다. 그는 하나님께서 이스라엘에게 행하신 일을 듣고 기뻐하며 여호와를 찬송했습니다.</w:t>
-      </w:r>
-    </w:p>
-    <w:p>
-      <w:pPr>
-        <w:spacing w:after="160" w:line="360"/>
-      </w:pPr>
-      <w:r>
-        <w:rPr>
-          <w:rFonts w:ascii="맑은 고딕" w:cs="맑은 고딕" w:eastAsia="맑은 고딕" w:hAnsi="맑은 고딕"/>
-          <w:sz w:val="24"/>
-          <w:szCs w:val="24"/>
-        </w:rPr>
-        <w:t xml:space="preserve">그런데 다음 날 이드로는 한 장면을 보았습니다. 모세가 아침부터 저녁까지 홀로 앉아 백성의 모든 재판을 하고, 백성은 그 앞에 길게 줄을 서 있었습니다. 이드로가 말했습니다. “네가 하는 것이 옳지 못하도다 너와 또 너와 함께 한 이 백성이 필경 기력이 쇠하리니 이 일이 네게 너무 중함이라 네가 혼자 할 수 없으리라”(출 18:17-18). 그리고 능력 있고 하나님을 두려워하며 진실한 사람들을 세워 천부장과 백부장과 오십부장과 십부장으로 삼으라고 조언했습니다.</w:t>
-      </w:r>
-    </w:p>
-    <w:p>
-      <w:pPr>
-        <w:spacing w:after="160" w:line="360"/>
-      </w:pPr>
-      <w:r>
-        <w:rPr>
-          <w:rFonts w:ascii="맑은 고딕" w:cs="맑은 고딕" w:eastAsia="맑은 고딕" w:hAnsi="맑은 고딕"/>
-          <w:sz w:val="24"/>
-          <w:szCs w:val="24"/>
-        </w:rPr>
-        <w:t xml:space="preserve">모세는 하나님과 대면하여 말하던 위대한 지도자였습니다. 그러나 그는 장인의 조언을 무시하지 않았습니다. 성경은 “이에 모세가 자기 장인의 말을 듣고 그 모든 말대로 하여”라고 기록합니다(출 18:24). 위대한 지도자일수록 배울 줄 압니다. 아볼로가 그러했고, 모세가 그러했습니다.</w:t>
+        <w:t xml:space="preserve">역대하 26장의 웃시야는 열여섯 살에 왕이 되어 오십이 년 동안 유다를 다스렸습니다. 성경은 하나님을 경외하도록 그를 가르치던 스가랴가 사는 날에 그가 하나님을 찾았고, 여호와를 찾을 때에 하나님이 형통하게 하셨다고 말합니다(대하 26:5). 그는 전쟁에서 이기고, 망대를 세우고, 농사를 일으켜 그 이름이 멀리 퍼졌습니다.</w:t>
+      </w:r>
+    </w:p>
+    <w:p>
+      <w:pPr>
+        <w:spacing w:after="160" w:line="360"/>
+      </w:pPr>
+      <w:r>
+        <w:rPr>
+          <w:rFonts w:ascii="맑은 고딕" w:cs="맑은 고딕" w:eastAsia="맑은 고딕" w:hAnsi="맑은 고딕"/>
+          <w:sz w:val="24"/>
+          <w:szCs w:val="24"/>
+        </w:rPr>
+        <w:t xml:space="preserve">그러나 성경은 이렇게 덧붙입니다. 그가 강성하여지자 그의 마음이 교만하여 악을 행하였다는 것입니다(대하 26:16). 그는 제사장만 할 수 있는 분향을 하려고 성전에 들어갔습니다. 제사장 아사랴와 용감한 제사장 팔십 명이 뒤따라 들어가 왕을 막아서며, 분향하는 일은 왕의 일이 아니라 거룩하게 구별된 제사장들의 일이라고 바로잡았습니다. 그것은 하나님을 두려워하는 사람들의 용기 있는 책망이었습니다.</w:t>
+      </w:r>
+    </w:p>
+    <w:p>
+      <w:pPr>
+        <w:spacing w:after="160" w:line="360"/>
+      </w:pPr>
+      <w:r>
+        <w:rPr>
+          <w:rFonts w:ascii="맑은 고딕" w:cs="맑은 고딕" w:eastAsia="맑은 고딕" w:hAnsi="맑은 고딕"/>
+          <w:sz w:val="24"/>
+          <w:szCs w:val="24"/>
+        </w:rPr>
+        <w:t xml:space="preserve">그러나 웃시야는 그 바로잡음을 받아들이지 않고 화를 냈습니다. 바로 그때 그의 이마에 나병이 생겼습니다. 그는 죽는 날까지 별궁에 따로 살아야 했고, 다시는 여호와의 전에 들어가지 못했습니다(대하 26:19-21). 위대한 업적을 이룬 왕이 마지막에 무너진 이유는 배우기를 거부한 교만이었습니다. 아볼로는 정반대였습니다. 학문이 많고 성경에 능통했지만 천막 만드는 부부의 바로잡음을 겸손히 받았습니다. 바로잡아 주는 사람과 겸손히 배우는 사람이 만날 때 하나님의 일은 더 온전해집니다.</w:t>
       </w:r>
     </w:p>
     <w:p>
@@ -866,7 +866,7 @@
           <w:sz w:val="24"/>
           <w:szCs w:val="24"/>
         </w:rPr>
-        <w:t xml:space="preserve">둘째, 나는 바로잡힘을 어떻게 받고 있습니까? 오래 신앙생활을 했고, 직분을 받았고, 배운 것이 많을수록 다른 사람의 조언을 듣기 어려워집니다. 그러나 아볼로는 천막 만드는 부부에게서 배웠습니다. 모세는 장인에게서 배웠습니다. 나보다 어린 사람, 나보다 직분이 낮은 사람을 통해서도 하나님은 말씀하십니다.</w:t>
+        <w:t xml:space="preserve">둘째, 나는 바로잡힘을 어떻게 받고 있습니까? 오래 신앙생활을 했고, 직분을 받았고, 배운 것이 많을수록 다른 사람의 조언을 듣기 어려워집니다. 그러나 아볼로는 천막 만드는 부부에게서 배웠습니다. 반대로 웃시야 왕은 제사장들의 바로잡음 앞에서 화를 내다가 무너졌습니다. 나보다 어린 사람, 나보다 직분이 낮은 사람을 통해서도 하나님은 말씀하십니다.</w:t>
       </w:r>
     </w:p>
     <w:p>
